--- a/tools/aubreylaw-docgeneration/templates/joint-trust-simplified.docx
+++ b/tools/aubreylaw-docgeneration/templates/joint-trust-simplified.docx
@@ -1737,42 +1737,7 @@
         <w:rPr>
           <w:szCs w:val="24"/>
         </w:rPr>
-        <w:fldChar w:fldCharType="begin"/>
-      </w:r>
-      <w:r>
-        <w:rPr>
-          <w:szCs w:val="24"/>
-        </w:rPr>
-        <w:instrText xml:space="preserve"> REF 936917708484541798 \r \h </w:instrText>
-      </w:r>
-      <w:r>
-        <w:rPr>
-          <w:szCs w:val="24"/>
-        </w:rPr>
-        <w:instrText xml:space="preserve"> \* MERGEFORMAT </w:instrText>
-      </w:r>
-      <w:r>
-        <w:rPr>
-          <w:szCs w:val="24"/>
-        </w:rPr>
-      </w:r>
-      <w:r>
-        <w:rPr>
-          <w:szCs w:val="24"/>
-        </w:rPr>
-        <w:fldChar w:fldCharType="separate"/>
-      </w:r>
-      <w:r>
-        <w:rPr>
-          <w:szCs w:val="24"/>
-        </w:rPr>
         <w:t>Section 3.01</w:t>
-      </w:r>
-      <w:r>
-        <w:rPr>
-          <w:szCs w:val="24"/>
-        </w:rPr>
-        <w:fldChar w:fldCharType="end"/>
       </w:r>
       <w:r>
         <w:rPr>
@@ -2063,42 +2028,7 @@
         <w:rPr>
           <w:szCs w:val="24"/>
         </w:rPr>
-        <w:fldChar w:fldCharType="begin"/>
-      </w:r>
-      <w:r>
-        <w:rPr>
-          <w:szCs w:val="24"/>
-        </w:rPr>
-        <w:instrText xml:space="preserve"> REF 936917708484541798 \r \h </w:instrText>
-      </w:r>
-      <w:r>
-        <w:rPr>
-          <w:szCs w:val="24"/>
-        </w:rPr>
-        <w:instrText xml:space="preserve"> \* MERGEFORMAT </w:instrText>
-      </w:r>
-      <w:r>
-        <w:rPr>
-          <w:szCs w:val="24"/>
-        </w:rPr>
-      </w:r>
-      <w:r>
-        <w:rPr>
-          <w:szCs w:val="24"/>
-        </w:rPr>
-        <w:fldChar w:fldCharType="separate"/>
-      </w:r>
-      <w:r>
-        <w:rPr>
-          <w:szCs w:val="24"/>
-        </w:rPr>
         <w:t>Section 3.01</w:t>
-      </w:r>
-      <w:r>
-        <w:rPr>
-          <w:szCs w:val="24"/>
-        </w:rPr>
-        <w:fldChar w:fldCharType="end"/>
       </w:r>
       <w:r>
         <w:rPr>
@@ -2132,19 +2062,7 @@
         <w:t xml:space="preserve">occurs and no designated successor Trustee is available to serve, the vacancy is to be filled as provided in Subsection </w:t>
       </w:r>
       <w:r>
-        <w:fldChar w:fldCharType="begin"/>
-      </w:r>
-      <w:r>
-        <w:instrText xml:space="preserve"> REF 15325839782262752008 \n \h </w:instrText>
-      </w:r>
-      <w:r>
-        <w:fldChar w:fldCharType="separate"/>
-      </w:r>
-      <w:r>
         <w:t>(d)</w:t>
-      </w:r>
-      <w:r>
-        <w:fldChar w:fldCharType="end"/>
       </w:r>
       <w:r>
         <w:t xml:space="preserve"> of this Section.</w:t>
@@ -2387,42 +2305,7 @@
         <w:rPr>
           <w:szCs w:val="24"/>
         </w:rPr>
-        <w:fldChar w:fldCharType="begin"/>
-      </w:r>
-      <w:r>
-        <w:rPr>
-          <w:szCs w:val="24"/>
-        </w:rPr>
-        <w:instrText xml:space="preserve"> REF 410736848580362552 \r \h </w:instrText>
-      </w:r>
-      <w:r>
-        <w:rPr>
-          <w:szCs w:val="24"/>
-        </w:rPr>
-        <w:instrText xml:space="preserve"> \* MERGEFORMAT </w:instrText>
-      </w:r>
-      <w:r>
-        <w:rPr>
-          <w:szCs w:val="24"/>
-        </w:rPr>
-      </w:r>
-      <w:r>
-        <w:rPr>
-          <w:szCs w:val="24"/>
-        </w:rPr>
-        <w:fldChar w:fldCharType="separate"/>
-      </w:r>
-      <w:r>
-        <w:rPr>
-          <w:szCs w:val="24"/>
-        </w:rPr>
         <w:t>Section 3.10</w:t>
-      </w:r>
-      <w:r>
-        <w:rPr>
-          <w:szCs w:val="24"/>
-        </w:rPr>
-        <w:fldChar w:fldCharType="end"/>
       </w:r>
       <w:r>
         <w:rPr>
@@ -2564,19 +2447,7 @@
         <w:t xml:space="preserve"> the Income Beneficiaries of this trust or any trust created under this instrument may appoint a corporate fiduciary or individual of a type described in </w:t>
       </w:r>
       <w:r>
-        <w:fldChar w:fldCharType="begin"/>
-      </w:r>
-      <w:r>
-        <w:instrText xml:space="preserve"> REF 14566156786261250562 \r \h </w:instrText>
-      </w:r>
-      <w:r>
-        <w:fldChar w:fldCharType="separate"/>
-      </w:r>
-      <w:r>
         <w:t>Section 3.10</w:t>
-      </w:r>
-      <w:r>
-        <w:fldChar w:fldCharType="end"/>
       </w:r>
       <w:r>
         <w:t xml:space="preserve"> of this instrument as Trust Protector.  If during any period of the incapacity of one or both of us, the instrument names no Income Beneficiaries except the incapacitated Grantor, the incapacitated Grantor’s Legal Representative may make the appointment of a Trust Protector.</w:t>
@@ -3253,41 +3124,12 @@
         <w:rPr>
           <w:szCs w:val="24"/>
         </w:rPr>
-        <w:fldChar w:fldCharType="begin"/>
-      </w:r>
-      <w:r>
-        <w:rPr>
-          <w:szCs w:val="24"/>
-        </w:rPr>
-        <w:instrText xml:space="preserve"> REF 2463982305709068726 \r \h \* MERGEFORMAT </w:instrText>
-      </w:r>
-      <w:r>
-        <w:rPr>
-          <w:szCs w:val="24"/>
-        </w:rPr>
-      </w:r>
-      <w:r>
-        <w:rPr>
-          <w:szCs w:val="24"/>
-        </w:rPr>
-        <w:fldChar w:fldCharType="separate"/>
-      </w:r>
-      <w:r>
-        <w:rPr>
-          <w:szCs w:val="24"/>
-        </w:rPr>
         <w:t>Section 4.01</w:t>
       </w:r>
       <w:r>
         <w:rPr>
           <w:szCs w:val="24"/>
         </w:rPr>
-        <w:fldChar w:fldCharType="end"/>
-      </w:r>
-      <w:r>
-        <w:rPr>
-          <w:szCs w:val="24"/>
-        </w:rPr>
         <w:t xml:space="preserve"> in the opinion of the other </w:t>
       </w:r>
       <w:r>
@@ -3369,36 +3211,7 @@
         <w:rPr>
           <w:szCs w:val="24"/>
         </w:rPr>
-        <w:fldChar w:fldCharType="begin"/>
-      </w:r>
-      <w:r>
-        <w:rPr>
-          <w:szCs w:val="24"/>
-        </w:rPr>
-        <w:instrText xml:space="preserve"> REF 2463982305709068726 \r \h \* MERGEFORMAT </w:instrText>
-      </w:r>
-      <w:r>
-        <w:rPr>
-          <w:szCs w:val="24"/>
-        </w:rPr>
-      </w:r>
-      <w:r>
-        <w:rPr>
-          <w:szCs w:val="24"/>
-        </w:rPr>
-        <w:fldChar w:fldCharType="separate"/>
-      </w:r>
-      <w:r>
-        <w:rPr>
-          <w:szCs w:val="24"/>
-        </w:rPr>
         <w:t>Section 4.01</w:t>
-      </w:r>
-      <w:r>
-        <w:rPr>
-          <w:szCs w:val="24"/>
-        </w:rPr>
-        <w:fldChar w:fldCharType="end"/>
       </w:r>
       <w:r>
         <w:rPr>
@@ -4110,82 +3923,24 @@
         <w:rPr>
           <w:szCs w:val="24"/>
         </w:rPr>
-        <w:fldChar w:fldCharType="begin"/>
-      </w:r>
-      <w:r>
-        <w:rPr>
-          <w:szCs w:val="24"/>
-        </w:rPr>
-        <w:instrText xml:space="preserve"> REF 8887028750696593144 \r \h \* MERGEFORMAT </w:instrText>
-      </w:r>
-      <w:r>
-        <w:rPr>
-          <w:szCs w:val="24"/>
-        </w:rPr>
-      </w:r>
-      <w:r>
-        <w:rPr>
-          <w:szCs w:val="24"/>
-        </w:rPr>
-        <w:fldChar w:fldCharType="separate"/>
-      </w:r>
-      <w:r>
-        <w:rPr>
-          <w:szCs w:val="24"/>
-        </w:rPr>
         <w:t>Section 4.04</w:t>
       </w:r>
       <w:r>
         <w:rPr>
           <w:szCs w:val="24"/>
         </w:rPr>
-        <w:fldChar w:fldCharType="end"/>
-      </w:r>
-      <w:r>
-        <w:rPr>
-          <w:szCs w:val="24"/>
-        </w:rPr>
         <w:t xml:space="preserve"> and </w:t>
       </w:r>
       <w:r>
         <w:rPr>
           <w:szCs w:val="24"/>
         </w:rPr>
-        <w:fldChar w:fldCharType="begin"/>
-      </w:r>
-      <w:r>
-        <w:rPr>
-          <w:szCs w:val="24"/>
-        </w:rPr>
-        <w:instrText xml:space="preserve"> REF 8888467622413721758 \r \h \* MERGEFORMAT </w:instrText>
-      </w:r>
-      <w:r>
-        <w:rPr>
-          <w:szCs w:val="24"/>
-        </w:rPr>
-      </w:r>
-      <w:r>
-        <w:rPr>
-          <w:szCs w:val="24"/>
-        </w:rPr>
-        <w:fldChar w:fldCharType="separate"/>
-      </w:r>
-      <w:r>
-        <w:rPr>
-          <w:szCs w:val="24"/>
-        </w:rPr>
         <w:t>Section 4.05</w:t>
       </w:r>
       <w:r>
         <w:rPr>
           <w:szCs w:val="24"/>
         </w:rPr>
-        <w:fldChar w:fldCharType="end"/>
-      </w:r>
-      <w:r>
-        <w:rPr>
-          <w:szCs w:val="24"/>
-        </w:rPr>
         <w:t>, the Trustee shall give consideration first to our needs and then to the needs of those persons dependent on us.</w:t>
       </w:r>
     </w:p>
@@ -4206,36 +3961,7 @@
         <w:rPr>
           <w:szCs w:val="24"/>
         </w:rPr>
-        <w:fldChar w:fldCharType="begin"/>
-      </w:r>
-      <w:r>
-        <w:rPr>
-          <w:szCs w:val="24"/>
-        </w:rPr>
-        <w:instrText xml:space="preserve"> REF 8888467622413721758 \r \h \* MERGEFORMAT </w:instrText>
-      </w:r>
-      <w:r>
-        <w:rPr>
-          <w:szCs w:val="24"/>
-        </w:rPr>
-      </w:r>
-      <w:r>
-        <w:rPr>
-          <w:szCs w:val="24"/>
-        </w:rPr>
-        <w:fldChar w:fldCharType="separate"/>
-      </w:r>
-      <w:r>
-        <w:rPr>
-          <w:szCs w:val="24"/>
-        </w:rPr>
         <w:t>Section 4.05</w:t>
-      </w:r>
-      <w:r>
-        <w:rPr>
-          <w:szCs w:val="24"/>
-        </w:rPr>
-        <w:fldChar w:fldCharType="end"/>
       </w:r>
       <w:r>
         <w:rPr>
@@ -7846,47 +7572,12 @@
         <w:rPr>
           <w:szCs w:val="24"/>
         </w:rPr>
-        <w:fldChar w:fldCharType="begin"/>
-      </w:r>
-      <w:r>
-        <w:rPr>
-          <w:szCs w:val="24"/>
-        </w:rPr>
-        <w:instrText xml:space="preserve"> REF 17859547900309837828 \r \h </w:instrText>
-      </w:r>
-      <w:r>
-        <w:rPr>
-          <w:szCs w:val="24"/>
-        </w:rPr>
-        <w:instrText xml:space="preserve"> \* MERGEFORMAT </w:instrText>
-      </w:r>
-      <w:r>
-        <w:rPr>
-          <w:szCs w:val="24"/>
-        </w:rPr>
-      </w:r>
-      <w:r>
-        <w:rPr>
-          <w:szCs w:val="24"/>
-        </w:rPr>
-        <w:fldChar w:fldCharType="separate"/>
-      </w:r>
-      <w:r>
-        <w:rPr>
-          <w:szCs w:val="24"/>
-        </w:rPr>
         <w:t>Article Five</w:t>
       </w:r>
       <w:r>
         <w:rPr>
           <w:szCs w:val="24"/>
         </w:rPr>
-        <w:fldChar w:fldCharType="end"/>
-      </w:r>
-      <w:r>
-        <w:rPr>
-          <w:szCs w:val="24"/>
-        </w:rPr>
         <w:t xml:space="preserve"> for administration following the death of the first of us to die.</w:t>
       </w:r>
       <w:bookmarkEnd w:id="176"/>
@@ -7908,42 +7599,7 @@
         <w:rPr>
           <w:szCs w:val="24"/>
         </w:rPr>
-        <w:fldChar w:fldCharType="begin"/>
-      </w:r>
-      <w:r>
-        <w:rPr>
-          <w:szCs w:val="24"/>
-        </w:rPr>
-        <w:instrText xml:space="preserve"> REF 8257584867261087568 \r \h </w:instrText>
-      </w:r>
-      <w:r>
-        <w:rPr>
-          <w:szCs w:val="24"/>
-        </w:rPr>
-        <w:instrText xml:space="preserve"> \* MERGEFORMAT </w:instrText>
-      </w:r>
-      <w:r>
-        <w:rPr>
-          <w:szCs w:val="24"/>
-        </w:rPr>
-      </w:r>
-      <w:r>
-        <w:rPr>
-          <w:szCs w:val="24"/>
-        </w:rPr>
-        <w:fldChar w:fldCharType="separate"/>
-      </w:r>
-      <w:r>
-        <w:rPr>
-          <w:szCs w:val="24"/>
-        </w:rPr>
         <w:t>Article Ten</w:t>
-      </w:r>
-      <w:r>
-        <w:rPr>
-          <w:szCs w:val="24"/>
-        </w:rPr>
-        <w:fldChar w:fldCharType="end"/>
       </w:r>
       <w:r>
         <w:rPr>
@@ -8289,19 +7945,7 @@
         <w:t xml:space="preserve">If the surviving Grantor has not fully exercised the surviving Grantor’s testamentary limited power of appointment over the trust property remaining at the surviving Grantor’s death, the Trustee shall administer the unappointed balance or remainder of the Marital Trust as provided in </w:t>
       </w:r>
       <w:r>
-        <w:fldChar w:fldCharType="begin"/>
-      </w:r>
-      <w:r>
-        <w:instrText xml:space="preserve"> REF 8257584867261087568 \r \h </w:instrText>
-      </w:r>
-      <w:r>
-        <w:fldChar w:fldCharType="separate"/>
-      </w:r>
-      <w:r>
         <w:t>Article Eleven</w:t>
-      </w:r>
-      <w:r>
-        <w:fldChar w:fldCharType="end"/>
       </w:r>
       <w:r>
         <w:t>.</w:t>
@@ -8633,19 +8277,7 @@
         <w:t xml:space="preserve">if the surviving Grantor is then serving as Trustee of the Family Trust, the surviving Grantor will be removed and replaced under the provisions of </w:t>
       </w:r>
       <w:r>
-        <w:fldChar w:fldCharType="begin"/>
-      </w:r>
-      <w:r>
-        <w:instrText xml:space="preserve"> REF a481f5e5-8484-419a-95a6-3e4ea691f27c \r \h </w:instrText>
-      </w:r>
-      <w:r>
-        <w:fldChar w:fldCharType="separate"/>
-      </w:r>
-      <w:r>
         <w:t>Article Three</w:t>
-      </w:r>
-      <w:r>
-        <w:fldChar w:fldCharType="end"/>
       </w:r>
       <w:r>
         <w:t>, and</w:t>
@@ -8680,19 +8312,7 @@
         <w:t xml:space="preserve">If terminated, our Trustee shall administer the balance or remainder of the Family Trust as provided in </w:t>
       </w:r>
       <w:r>
-        <w:fldChar w:fldCharType="begin"/>
-      </w:r>
-      <w:r>
-        <w:instrText xml:space="preserve"> REF 904505909664802881 \r \h </w:instrText>
-      </w:r>
-      <w:r>
-        <w:fldChar w:fldCharType="separate"/>
-      </w:r>
-      <w:r>
         <w:t>Article Ten</w:t>
-      </w:r>
-      <w:r>
-        <w:fldChar w:fldCharType="end"/>
       </w:r>
       <w:r>
         <w:t>.</w:t>
@@ -8755,42 +8375,7 @@
         <w:rPr>
           <w:szCs w:val="24"/>
         </w:rPr>
-        <w:fldChar w:fldCharType="begin"/>
-      </w:r>
-      <w:r>
-        <w:rPr>
-          <w:szCs w:val="24"/>
-        </w:rPr>
-        <w:instrText xml:space="preserve"> REF 8257584867261087568 \r \h </w:instrText>
-      </w:r>
-      <w:r>
-        <w:rPr>
-          <w:szCs w:val="24"/>
-        </w:rPr>
-        <w:instrText xml:space="preserve"> \* MERGEFORMAT </w:instrText>
-      </w:r>
-      <w:r>
-        <w:rPr>
-          <w:szCs w:val="24"/>
-        </w:rPr>
-      </w:r>
-      <w:r>
-        <w:rPr>
-          <w:szCs w:val="24"/>
-        </w:rPr>
-        <w:fldChar w:fldCharType="separate"/>
-      </w:r>
-      <w:r>
-        <w:rPr>
-          <w:szCs w:val="24"/>
-        </w:rPr>
         <w:t>Article Ten</w:t>
-      </w:r>
-      <w:r>
-        <w:rPr>
-          <w:szCs w:val="24"/>
-        </w:rPr>
-        <w:fldChar w:fldCharType="end"/>
       </w:r>
       <w:r>
         <w:rPr>
@@ -8843,19 +8428,7 @@
         <w:t xml:space="preserve">, our Trustee shall make the specific distributions identified in this Article and in </w:t>
       </w:r>
       <w:r>
-        <w:fldChar w:fldCharType="begin"/>
-      </w:r>
-      <w:r>
-        <w:instrText xml:space="preserve"> REF 13264031231065834860 \r \h </w:instrText>
-      </w:r>
-      <w:r>
-        <w:fldChar w:fldCharType="separate"/>
-      </w:r>
-      <w:r>
         <w:t>Article Six</w:t>
-      </w:r>
-      <w:r>
-        <w:fldChar w:fldCharType="end"/>
       </w:r>
       <w:r>
         <w:t xml:space="preserve"> from our remaining trust property not distributed under prior Articles of this trust.</w:t>
@@ -9033,19 +8606,7 @@
         <w:t xml:space="preserve">If each of our living children has reached 23 years of age, the Trustee shall administer our remaining trust property as provided in </w:t>
       </w:r>
       <w:r>
-        <w:fldChar w:fldCharType="begin"/>
-      </w:r>
-      <w:r>
-        <w:instrText xml:space="preserve"> REF 7755706113455185547 \r \h </w:instrText>
-      </w:r>
-      <w:r>
-        <w:fldChar w:fldCharType="separate"/>
-      </w:r>
-      <w:r>
         <w:t>Section 11.02</w:t>
-      </w:r>
-      <w:r>
-        <w:fldChar w:fldCharType="end"/>
       </w:r>
       <w:r>
         <w:t>.</w:t>
@@ -9184,19 +8745,7 @@
         <w:t xml:space="preserve">Unless specifically designated as an advancement by the Trustee as provided in Subsection </w:t>
       </w:r>
       <w:r>
-        <w:fldChar w:fldCharType="begin"/>
-      </w:r>
-      <w:r>
-        <w:instrText xml:space="preserve"> REF 5909398393937355776 \n \h </w:instrText>
-      </w:r>
-      <w:r>
-        <w:fldChar w:fldCharType="separate"/>
-      </w:r>
-      <w:r>
         <w:t>(c)</w:t>
-      </w:r>
-      <w:r>
-        <w:fldChar w:fldCharType="end"/>
       </w:r>
       <w:r>
         <w:t>, distributions to a beneficiary will not be considered advancements and will not be charged against the share to which the beneficiary may be entitled under other provisions of this trust.</w:t>
@@ -9510,21 +9059,9 @@
         <w:t xml:space="preserve">In determining each share’s value, the Trustee shall add the value of any advancements made from the Children’s Trust under </w:t>
       </w:r>
       <w:r>
-        <w:fldChar w:fldCharType="begin"/>
-      </w:r>
-      <w:r>
-        <w:instrText xml:space="preserve"> REF 5909398393937355776 \r \h </w:instrText>
-      </w:r>
-      <w:r>
-        <w:fldChar w:fldCharType="separate"/>
-      </w:r>
-      <w:r>
         <w:t>Section 11.01(c)</w:t>
       </w:r>
       <w:r>
-        <w:fldChar w:fldCharType="end"/>
-      </w:r>
-      <w:r>
         <w:t xml:space="preserve"> to the value of the remaining trust property.  The Trustee shall use the resulting total to calculate the value of the shares created under this Section.</w:t>
       </w:r>
     </w:p>
@@ -9536,19 +9073,7 @@
         <w:t xml:space="preserve">The Trustee shall reduce each living child’s share by the value of any advancements made to the child from the Children’s Trust under </w:t>
       </w:r>
       <w:r>
-        <w:fldChar w:fldCharType="begin"/>
-      </w:r>
-      <w:r>
-        <w:instrText xml:space="preserve"> REF 5909398393937355776 \r \h </w:instrText>
-      </w:r>
-      <w:r>
-        <w:fldChar w:fldCharType="separate"/>
-      </w:r>
-      <w:r>
         <w:t>Section 11.01(c)</w:t>
-      </w:r>
-      <w:r>
-        <w:fldChar w:fldCharType="end"/>
       </w:r>
       <w:r>
         <w:t xml:space="preserve">, using the distributed property’s value as of its distribution date.  The Trustee shall reduce the share of a descendant of a deceased child </w:t>
@@ -10013,42 +9538,7 @@
         <w:rPr>
           <w:szCs w:val="24"/>
         </w:rPr>
-        <w:fldChar w:fldCharType="begin"/>
-      </w:r>
-      <w:r>
-        <w:rPr>
-          <w:szCs w:val="24"/>
-        </w:rPr>
-        <w:instrText xml:space="preserve"> REF _Ref508176600 \r \h </w:instrText>
-      </w:r>
-      <w:r>
-        <w:rPr>
-          <w:szCs w:val="24"/>
-        </w:rPr>
-        <w:instrText xml:space="preserve"> \* MERGEFORMAT </w:instrText>
-      </w:r>
-      <w:r>
-        <w:rPr>
-          <w:szCs w:val="24"/>
-        </w:rPr>
-      </w:r>
-      <w:r>
-        <w:rPr>
-          <w:szCs w:val="24"/>
-        </w:rPr>
-        <w:fldChar w:fldCharType="separate"/>
-      </w:r>
-      <w:r>
-        <w:rPr>
-          <w:szCs w:val="24"/>
-        </w:rPr>
         <w:t>Article Eleven</w:t>
-      </w:r>
-      <w:r>
-        <w:rPr>
-          <w:szCs w:val="24"/>
-        </w:rPr>
-        <w:fldChar w:fldCharType="end"/>
       </w:r>
       <w:r>
         <w:rPr>
@@ -10156,136 +9646,31 @@
         <w:rPr>
           <w:szCs w:val="24"/>
         </w:rPr>
-        <w:fldChar w:fldCharType="begin"/>
-      </w:r>
-      <w:r>
-        <w:rPr>
-          <w:szCs w:val="24"/>
-        </w:rPr>
-        <w:instrText xml:space="preserve"> REF 2910059081454847979 \r \h </w:instrText>
-      </w:r>
-      <w:r>
-        <w:rPr>
-          <w:szCs w:val="24"/>
-        </w:rPr>
-        <w:instrText xml:space="preserve"> \* MERGEFORMAT </w:instrText>
-      </w:r>
-      <w:r>
-        <w:rPr>
-          <w:szCs w:val="24"/>
-        </w:rPr>
-      </w:r>
-      <w:r>
-        <w:rPr>
-          <w:szCs w:val="24"/>
-        </w:rPr>
-        <w:fldChar w:fldCharType="separate"/>
-      </w:r>
-      <w:r>
-        <w:rPr>
-          <w:szCs w:val="24"/>
-        </w:rPr>
         <w:t>Section 14.08(d)</w:t>
       </w:r>
       <w:r>
         <w:rPr>
           <w:szCs w:val="24"/>
         </w:rPr>
-        <w:fldChar w:fldCharType="end"/>
-      </w:r>
-      <w:r>
-        <w:rPr>
-          <w:szCs w:val="24"/>
-        </w:rPr>
         <w:t xml:space="preserve">, the Trustee may make the distribution by any one or more of the methods described in </w:t>
       </w:r>
       <w:r>
         <w:rPr>
           <w:szCs w:val="24"/>
         </w:rPr>
-        <w:fldChar w:fldCharType="begin"/>
-      </w:r>
-      <w:r>
-        <w:rPr>
-          <w:szCs w:val="24"/>
-        </w:rPr>
-        <w:instrText xml:space="preserve"> REF 14184469743489709734 \w \h </w:instrText>
-      </w:r>
-      <w:r>
-        <w:rPr>
-          <w:szCs w:val="24"/>
-        </w:rPr>
-        <w:instrText xml:space="preserve"> \* MERGEFORMAT </w:instrText>
-      </w:r>
-      <w:r>
-        <w:rPr>
-          <w:szCs w:val="24"/>
-        </w:rPr>
-      </w:r>
-      <w:r>
-        <w:rPr>
-          <w:szCs w:val="24"/>
-        </w:rPr>
-        <w:fldChar w:fldCharType="separate"/>
-      </w:r>
-      <w:r>
-        <w:rPr>
-          <w:szCs w:val="24"/>
-        </w:rPr>
         <w:t>Section 12.01</w:t>
       </w:r>
       <w:r>
         <w:rPr>
           <w:szCs w:val="24"/>
         </w:rPr>
-        <w:fldChar w:fldCharType="end"/>
-      </w:r>
-      <w:r>
-        <w:rPr>
-          <w:szCs w:val="24"/>
-        </w:rPr>
         <w:t xml:space="preserve">.  Alternatively, the Trustee may retain the trust property in a separate trust to be administered by the Trustee under </w:t>
       </w:r>
       <w:r>
         <w:rPr>
           <w:szCs w:val="24"/>
         </w:rPr>
-        <w:fldChar w:fldCharType="begin"/>
-      </w:r>
-      <w:r>
-        <w:rPr>
-          <w:szCs w:val="24"/>
-        </w:rPr>
-        <w:instrText xml:space="preserve"> REF 11954226565216652239 \r \h </w:instrText>
-      </w:r>
-      <w:r>
-        <w:rPr>
-          <w:szCs w:val="24"/>
-        </w:rPr>
-        <w:instrText xml:space="preserve"> \* MERGEFORMAT </w:instrText>
-      </w:r>
-      <w:r>
-        <w:rPr>
-          <w:szCs w:val="24"/>
-        </w:rPr>
-      </w:r>
-      <w:r>
-        <w:rPr>
-          <w:szCs w:val="24"/>
-        </w:rPr>
-        <w:fldChar w:fldCharType="separate"/>
-      </w:r>
-      <w:r>
-        <w:rPr>
-          <w:szCs w:val="24"/>
-        </w:rPr>
         <w:t>Section 12.02</w:t>
-      </w:r>
-      <w:r>
-        <w:rPr>
-          <w:szCs w:val="24"/>
-        </w:rPr>
-        <w:fldChar w:fldCharType="end"/>
       </w:r>
       <w:r>
         <w:rPr>
@@ -11916,42 +11301,7 @@
         <w:rPr>
           <w:szCs w:val="24"/>
         </w:rPr>
-        <w:fldChar w:fldCharType="begin"/>
-      </w:r>
-      <w:r>
-        <w:rPr>
-          <w:szCs w:val="24"/>
-        </w:rPr>
-        <w:instrText xml:space="preserve"> REF 8406155807729720049 \r \h </w:instrText>
-      </w:r>
-      <w:r>
-        <w:rPr>
-          <w:szCs w:val="24"/>
-        </w:rPr>
-        <w:instrText xml:space="preserve"> \* MERGEFORMAT </w:instrText>
-      </w:r>
-      <w:r>
-        <w:rPr>
-          <w:szCs w:val="24"/>
-        </w:rPr>
-      </w:r>
-      <w:r>
-        <w:rPr>
-          <w:szCs w:val="24"/>
-        </w:rPr>
-        <w:fldChar w:fldCharType="separate"/>
-      </w:r>
-      <w:r>
-        <w:rPr>
-          <w:szCs w:val="24"/>
-        </w:rPr>
         <w:t>Section 13.15</w:t>
-      </w:r>
-      <w:r>
-        <w:rPr>
-          <w:szCs w:val="24"/>
-        </w:rPr>
-        <w:fldChar w:fldCharType="end"/>
       </w:r>
       <w:r>
         <w:rPr>
@@ -13001,36 +12351,7 @@
         <w:rPr>
           <w:szCs w:val="24"/>
         </w:rPr>
-        <w:fldChar w:fldCharType="begin"/>
-      </w:r>
-      <w:r>
-        <w:rPr>
-          <w:szCs w:val="24"/>
-        </w:rPr>
-        <w:instrText xml:space="preserve"> REF 2157075215593694232 \r \h \* MERGEFORMAT </w:instrText>
-      </w:r>
-      <w:r>
-        <w:rPr>
-          <w:szCs w:val="24"/>
-        </w:rPr>
-      </w:r>
-      <w:r>
-        <w:rPr>
-          <w:szCs w:val="24"/>
-        </w:rPr>
-        <w:fldChar w:fldCharType="separate"/>
-      </w:r>
-      <w:r>
-        <w:rPr>
-          <w:szCs w:val="24"/>
-        </w:rPr>
         <w:t>Section 8.06</w:t>
-      </w:r>
-      <w:r>
-        <w:rPr>
-          <w:szCs w:val="24"/>
-        </w:rPr>
-        <w:fldChar w:fldCharType="end"/>
       </w:r>
       <w:r>
         <w:rPr>
@@ -15559,42 +14880,7 @@
         <w:rPr>
           <w:szCs w:val="24"/>
         </w:rPr>
-        <w:fldChar w:fldCharType="begin"/>
-      </w:r>
-      <w:r>
-        <w:rPr>
-          <w:szCs w:val="24"/>
-        </w:rPr>
-        <w:instrText xml:space="preserve"> REF 18045822805407794221 \r \h </w:instrText>
-      </w:r>
-      <w:r>
-        <w:rPr>
-          <w:szCs w:val="24"/>
-        </w:rPr>
-        <w:instrText xml:space="preserve"> \* MERGEFORMAT </w:instrText>
-      </w:r>
-      <w:r>
-        <w:rPr>
-          <w:szCs w:val="24"/>
-        </w:rPr>
-      </w:r>
-      <w:r>
-        <w:rPr>
-          <w:szCs w:val="24"/>
-        </w:rPr>
-        <w:fldChar w:fldCharType="separate"/>
-      </w:r>
-      <w:r>
-        <w:rPr>
-          <w:szCs w:val="24"/>
-        </w:rPr>
         <w:t>Section 14.06</w:t>
-      </w:r>
-      <w:r>
-        <w:rPr>
-          <w:szCs w:val="24"/>
-        </w:rPr>
-        <w:fldChar w:fldCharType="end"/>
       </w:r>
       <w:r>
         <w:rPr>
